--- a/docs/GUIDE-INSTALL-STUDENT-EN.docx
+++ b/docs/GUIDE-INSTALL-STUDENT-EN.docx
@@ -3468,6 +3468,271 @@
         </w:tc>
       </w:tr>
     </w:tbl>
+    <w:p>
+      <w:pPr>
+        <w:pStyle w:val="Heading2"/>
+      </w:pPr>
+      <w:r>
+        <w:t>How your success reaches the teacher (cohort mode)</w:t>
+      </w:r>
+    </w:p>
+    <w:p>
+      <w:r>
+        <w:t xml:space="preserve">You send </w:t>
+      </w:r>
+      <w:r>
+        <w:rPr>
+          <w:b/>
+        </w:rPr>
+        <w:t>nothing by hand</w:t>
+      </w:r>
+      <w:r>
+        <w:t>: the coach does it. In three steps.</w:t>
+      </w:r>
+    </w:p>
+    <w:p>
+      <w:pPr>
+        <w:pStyle w:val="ListNumber"/>
+      </w:pPr>
+      <w:r>
+        <w:rPr>
+          <w:b/>
+        </w:rPr>
+        <w:t>Join the cohort (once).</w:t>
+      </w:r>
+      <w:r>
+        <w:t xml:space="preserve"> In the coach panel, the </w:t>
+      </w:r>
+      <w:r>
+        <w:rPr>
+          <w:b/>
+        </w:rPr>
+        <w:t>"Join your cohort (so the teacher can track you)"</w:t>
+      </w:r>
+      <w:r>
+        <w:t xml:space="preserve"> block: enter </w:t>
+      </w:r>
+      <w:r>
+        <w:rPr>
+          <w:b/>
+        </w:rPr>
+        <w:t>your email</w:t>
+      </w:r>
+      <w:r>
+        <w:t xml:space="preserve"> and click </w:t>
+      </w:r>
+      <w:r>
+        <w:rPr>
+          <w:b/>
+        </w:rPr>
+        <w:t>"Join the cohort"</w:t>
+      </w:r>
+      <w:r>
+        <w:t xml:space="preserve">. Your status becomes </w:t>
+      </w:r>
+      <w:r>
+        <w:rPr>
+          <w:b/>
+        </w:rPr>
+        <w:t>"Waiting for teacher approval"</w:t>
+      </w:r>
+      <w:r>
+        <w:t xml:space="preserve">, then </w:t>
+      </w:r>
+      <w:r>
+        <w:rPr>
+          <w:b/>
+        </w:rPr>
+        <w:t>"Enrolled"</w:t>
+      </w:r>
+      <w:r>
+        <w:t xml:space="preserve"> once the teacher approves your request on the dashboard. The email is the </w:t>
+      </w:r>
+      <w:r>
+        <w:rPr>
+          <w:b/>
+        </w:rPr>
+        <w:t>identity</w:t>
+      </w:r>
+      <w:r>
+        <w:t xml:space="preserve"> the teacher sees in their roster (in addition to your machine label).</w:t>
+      </w:r>
+    </w:p>
+    <w:p>
+      <w:pPr>
+        <w:pStyle w:val="ListNumber"/>
+      </w:pPr>
+      <w:r>
+        <w:rPr>
+          <w:b/>
+        </w:rPr>
+        <w:t>Validate a lab.</w:t>
+      </w:r>
+      <w:r>
+        <w:t xml:space="preserve"> After attacking the assistant, </w:t>
+      </w:r>
+      <w:r>
+        <w:rPr>
+          <w:b/>
+        </w:rPr>
+        <w:t>Progress</w:t>
+      </w:r>
+      <w:r>
+        <w:t xml:space="preserve"> tab → </w:t>
+      </w:r>
+      <w:r>
+        <w:rPr>
+          <w:b/>
+        </w:rPr>
+        <w:t>"Check my success"</w:t>
+      </w:r>
+      <w:r>
+        <w:t xml:space="preserve">. If the </w:t>
+      </w:r>
+      <w:r>
+        <w:rPr>
+          <w:b/>
+        </w:rPr>
+        <w:t>judge</w:t>
+      </w:r>
+      <w:r>
+        <w:t xml:space="preserve"> returns *Solved*, the coach </w:t>
+      </w:r>
+      <w:r>
+        <w:rPr>
+          <w:b/>
+        </w:rPr>
+        <w:t>automatically pushes</w:t>
+      </w:r>
+      <w:r>
+        <w:t xml:space="preserve"> a </w:t>
+      </w:r>
+      <w:r>
+        <w:rPr>
+          <w:rFonts w:ascii="Consolas" w:hAnsi="Consolas"/>
+        </w:rPr>
+        <w:t>challenge_solved</w:t>
+      </w:r>
+      <w:r>
+        <w:t xml:space="preserve"> event to the teacher dashboard (internal </w:t>
+      </w:r>
+      <w:r>
+        <w:rPr>
+          <w:rFonts w:ascii="Consolas" w:hAnsi="Consolas"/>
+        </w:rPr>
+        <w:t>POST /api/sync</w:t>
+      </w:r>
+      <w:r>
+        <w:t>). Nothing more to do.</w:t>
+      </w:r>
+    </w:p>
+    <w:p>
+      <w:pPr>
+        <w:pStyle w:val="ListNumber"/>
+      </w:pPr>
+      <w:r>
+        <w:rPr>
+          <w:b/>
+        </w:rPr>
+        <w:t>Get your signed proof (optional).</w:t>
+      </w:r>
+      <w:r>
+        <w:t xml:space="preserve"> Once </w:t>
+      </w:r>
+      <w:r>
+        <w:rPr>
+          <w:rFonts w:ascii="Consolas" w:hAnsi="Consolas"/>
+        </w:rPr>
+        <w:t>challenge_solved</w:t>
+      </w:r>
+      <w:r>
+        <w:t xml:space="preserve"> is received, the dashboard </w:t>
+      </w:r>
+      <w:r>
+        <w:rPr>
+          <w:b/>
+        </w:rPr>
+        <w:t>signs</w:t>
+      </w:r>
+      <w:r>
+        <w:t xml:space="preserve"> a proof (HMAC-SHA256). Button </w:t>
+      </w:r>
+      <w:r>
+        <w:rPr>
+          <w:b/>
+        </w:rPr>
+        <w:t>"Download proof"</w:t>
+      </w:r>
+      <w:r>
+        <w:t xml:space="preserve">: you get a markdown file signed by the server (the proof exists </w:t>
+      </w:r>
+      <w:r>
+        <w:rPr>
+          <w:b/>
+        </w:rPr>
+        <w:t>only</w:t>
+      </w:r>
+      <w:r>
+        <w:t xml:space="preserve"> if the dashboard actually received your success — otherwise "Proof unavailable").</w:t>
+      </w:r>
+    </w:p>
+    <w:p>
+      <w:pPr>
+        <w:shd w:val="clear" w:fill="FFF4D6"/>
+      </w:pPr>
+      <w:r>
+        <w:rPr>
+          <w:b/>
+          <w:sz w:val="21"/>
+        </w:rPr>
+        <w:t>Nothing leaves without a dashboard.</w:t>
+      </w:r>
+      <w:r>
+        <w:rPr>
+          <w:sz w:val="21"/>
+        </w:rPr>
+        <w:t xml:space="preserve"> In </w:t>
+      </w:r>
+      <w:r>
+        <w:rPr>
+          <w:b/>
+          <w:sz w:val="21"/>
+        </w:rPr>
+        <w:t>solo mode</w:t>
+      </w:r>
+      <w:r>
+        <w:rPr>
+          <w:sz w:val="21"/>
+        </w:rPr>
+        <w:t xml:space="preserve"> (no </w:t>
+      </w:r>
+      <w:r>
+        <w:rPr>
+          <w:rFonts w:ascii="Consolas" w:hAnsi="Consolas"/>
+          <w:sz w:val="21"/>
+        </w:rPr>
+        <w:t>-d</w:t>
+      </w:r>
+      <w:r>
+        <w:rPr>
+          <w:sz w:val="21"/>
+        </w:rPr>
+        <w:t xml:space="preserve">), there is no enrolment and no upload: </w:t>
+      </w:r>
+      <w:r>
+        <w:rPr>
+          <w:rFonts w:ascii="Consolas" w:hAnsi="Consolas"/>
+          <w:sz w:val="21"/>
+        </w:rPr>
+        <w:t>challenge_solved</w:t>
+      </w:r>
+      <w:r>
+        <w:rPr>
+          <w:sz w:val="21"/>
+        </w:rPr>
+        <w:t xml:space="preserve"> stays local, and "Download proof" is unavailable. Security is server-side: the cohort and the signature are handled by the dashboard, so a student cannot forge another student's proof from the browser.</w:t>
+      </w:r>
+    </w:p>
     <w:p>
       <w:r>
         <w:t>If any of those fail, see § 6 below.</w:t>
